--- a/zhibei-lesson/output-unified/教案_IP地址与子网划分.docx
+++ b/zhibei-lesson/output-unified/教案_IP地址与子网划分.docx
@@ -423,7 +423,7 @@
                 <w:sz w:val="21"/>
                 <w:szCs w:val="21"/>
               </w:rPr>
-              <w:t xml:space="preserve">2026/9/3</w:t>
+              <w:t xml:space="preserve">2026/9/4</w:t>
             </w:r>
           </w:p>
         </w:tc>
